--- a/rapports/2026-06-06/EQ17/EQ17_sup_v2/DR_malforme_1_31101E_11/07-59-68-43.docx
+++ b/rapports/2026-06-06/EQ17/EQ17_sup_v2/DR_malforme_1_31101E_11/07-59-68-43.docx
@@ -297,7 +297,7 @@
           <w:color w:val="1F6FEB"/>
           <w:sz w:val="22"/>
         </w:rPr>
-        <w:t>⚠ INCOHÉRENCES À CORRIGER (63)</w:t>
+        <w:t>⚠ INCOHÉRENCES À CORRIGER (58)</w:t>
       </w:r>
     </w:p>
     <w:tbl>
@@ -518,6 +518,636 @@
                 <w:i w:val="0"/>
                 <w:sz w:val="16"/>
               </w:rPr>
+              <w:t>S11</w:t>
+              <w:br/>
+            </w:r>
+            <w:r>
+              <w:rPr>
+                <w:b w:val="0"/>
+                <w:i w:val="0"/>
+                <w:color w:val="64748B"/>
+                <w:sz w:val="14"/>
+              </w:rPr>
+              <w:t>Logement / cadre de vie</w:t>
+            </w:r>
+          </w:p>
+        </w:tc>
+        <w:tc>
+          <w:tcPr>
+            <w:tcW w:type="dxa" w:w="1531"/>
+          </w:tcPr>
+          <w:p>
+            <w:r>
+              <w:rPr>
+                <w:b/>
+                <w:i w:val="0"/>
+                <w:color w:val="16A34A"/>
+                <w:sz w:val="16"/>
+              </w:rPr>
+              <w:t>s01q47__1, s01q47__2, s01q47__3, s01q47__4, s01q47__5, s01q47__6, s01q47__7, s02q15</w:t>
+            </w:r>
+          </w:p>
+        </w:tc>
+        <w:tc>
+          <w:tcPr>
+            <w:tcW w:type="dxa" w:w="1191"/>
+          </w:tcPr>
+          <w:p>
+            <w:r>
+              <w:rPr>
+                <w:b w:val="0"/>
+                <w:i w:val="0"/>
+                <w:color w:val="64748B"/>
+                <w:sz w:val="16"/>
+              </w:rPr>
+              <w:t>GT-CQ</w:t>
+            </w:r>
+          </w:p>
+        </w:tc>
+        <w:tc>
+          <w:tcPr>
+            <w:tcW w:type="dxa" w:w="4706"/>
+          </w:tcPr>
+          <w:p>
+            <w:r>
+              <w:rPr>
+                <w:b w:val="0"/>
+                <w:i w:val="0"/>
+                <w:sz w:val="17"/>
+              </w:rPr>
+              <w:t>Le montant de l'eau acheté auprès des vendeurs ou auprès d'un autre ménage au cours de 30 derniers jours est de 10000 FCFA qui semble incoherent, prière de vérifier la question 11.25 auprès du ménage ou confirmer.</w:t>
+            </w:r>
+          </w:p>
+        </w:tc>
+      </w:tr>
+      <w:tr>
+        <w:tc>
+          <w:tcPr>
+            <w:tcW w:type="dxa" w:w="964"/>
+          </w:tcPr>
+          <w:p>
+            <w:r>
+              <w:rPr>
+                <w:b/>
+                <w:i w:val="0"/>
+                <w:color w:val="DC2626"/>
+                <w:sz w:val="16"/>
+              </w:rPr>
+              <w:t>Haute</w:t>
+            </w:r>
+          </w:p>
+        </w:tc>
+        <w:tc>
+          <w:tcPr>
+            <w:tcW w:type="dxa" w:w="1247"/>
+          </w:tcPr>
+          <w:p>
+            <w:r>
+              <w:rPr>
+                <w:b/>
+                <w:i w:val="0"/>
+                <w:sz w:val="16"/>
+              </w:rPr>
+              <w:t>S11</w:t>
+              <w:br/>
+            </w:r>
+            <w:r>
+              <w:rPr>
+                <w:b w:val="0"/>
+                <w:i w:val="0"/>
+                <w:color w:val="64748B"/>
+                <w:sz w:val="14"/>
+              </w:rPr>
+              <w:t>Logement / cadre de vie</w:t>
+            </w:r>
+          </w:p>
+        </w:tc>
+        <w:tc>
+          <w:tcPr>
+            <w:tcW w:type="dxa" w:w="1531"/>
+          </w:tcPr>
+          <w:p>
+            <w:r>
+              <w:rPr>
+                <w:b/>
+                <w:i w:val="0"/>
+                <w:color w:val="16A34A"/>
+                <w:sz w:val="16"/>
+              </w:rPr>
+              <w:t>—</w:t>
+            </w:r>
+          </w:p>
+        </w:tc>
+        <w:tc>
+          <w:tcPr>
+            <w:tcW w:type="dxa" w:w="1191"/>
+          </w:tcPr>
+          <w:p>
+            <w:r>
+              <w:rPr>
+                <w:b w:val="0"/>
+                <w:i w:val="0"/>
+                <w:color w:val="64748B"/>
+                <w:sz w:val="16"/>
+              </w:rPr>
+              <w:t>GT-CQ</w:t>
+            </w:r>
+          </w:p>
+        </w:tc>
+        <w:tc>
+          <w:tcPr>
+            <w:tcW w:type="dxa" w:w="4706"/>
+          </w:tcPr>
+          <w:p>
+            <w:r>
+              <w:rPr>
+                <w:b w:val="0"/>
+                <w:i w:val="0"/>
+                <w:sz w:val="17"/>
+              </w:rPr>
+              <w:t>Incoherence!! Le ménage a depensé .</w:t>
+            </w:r>
+          </w:p>
+        </w:tc>
+      </w:tr>
+      <w:tr>
+        <w:tc>
+          <w:tcPr>
+            <w:tcW w:type="dxa" w:w="964"/>
+          </w:tcPr>
+          <w:p>
+            <w:r>
+              <w:rPr>
+                <w:b/>
+                <w:i w:val="0"/>
+                <w:color w:val="DC2626"/>
+                <w:sz w:val="16"/>
+              </w:rPr>
+              <w:t>Haute</w:t>
+            </w:r>
+          </w:p>
+        </w:tc>
+        <w:tc>
+          <w:tcPr>
+            <w:tcW w:type="dxa" w:w="1247"/>
+          </w:tcPr>
+          <w:p>
+            <w:r>
+              <w:rPr>
+                <w:b/>
+                <w:i w:val="0"/>
+                <w:sz w:val="16"/>
+              </w:rPr>
+              <w:t>S11</w:t>
+              <w:br/>
+            </w:r>
+            <w:r>
+              <w:rPr>
+                <w:b w:val="0"/>
+                <w:i w:val="0"/>
+                <w:color w:val="64748B"/>
+                <w:sz w:val="14"/>
+              </w:rPr>
+              <w:t>Logement / cadre de vie</w:t>
+            </w:r>
+          </w:p>
+        </w:tc>
+        <w:tc>
+          <w:tcPr>
+            <w:tcW w:type="dxa" w:w="1531"/>
+          </w:tcPr>
+          <w:p>
+            <w:r>
+              <w:rPr>
+                <w:b/>
+                <w:i w:val="0"/>
+                <w:color w:val="16A34A"/>
+                <w:sz w:val="16"/>
+              </w:rPr>
+              <w:t>s01q29, s01q31, s04q24, s00q04, s11q21, s09fq03, s09fq011</w:t>
+            </w:r>
+          </w:p>
+        </w:tc>
+        <w:tc>
+          <w:tcPr>
+            <w:tcW w:type="dxa" w:w="1191"/>
+          </w:tcPr>
+          <w:p>
+            <w:r>
+              <w:rPr>
+                <w:b w:val="0"/>
+                <w:i w:val="0"/>
+                <w:color w:val="64748B"/>
+                <w:sz w:val="16"/>
+              </w:rPr>
+              <w:t>GT-CQ</w:t>
+            </w:r>
+          </w:p>
+        </w:tc>
+        <w:tc>
+          <w:tcPr>
+            <w:tcW w:type="dxa" w:w="4706"/>
+          </w:tcPr>
+          <w:p>
+            <w:r>
+              <w:rPr>
+                <w:b w:val="0"/>
+                <w:i w:val="0"/>
+                <w:sz w:val="17"/>
+              </w:rPr>
+              <w:t>FCFA dans Frais de connexion au réseau de distribution d'eau mais dit ne pas être connecté à un réseau d'eau courante, prière de corriger cette incoherenceAttention!!! Les ménages vivants dans un(e) Maison Basse à KEDOUGOU Urbain ont généralement comme principal matériau du toit le/la Tôles, mais celui du ménage de KALIDOU SOUARE (Tuile) diffère de celui-ci.</w:t>
+            </w:r>
+          </w:p>
+        </w:tc>
+      </w:tr>
+      <w:tr>
+        <w:tc>
+          <w:tcPr>
+            <w:tcW w:type="dxa" w:w="964"/>
+          </w:tcPr>
+          <w:p>
+            <w:r>
+              <w:rPr>
+                <w:b/>
+                <w:i w:val="0"/>
+                <w:color w:val="EA580C"/>
+                <w:sz w:val="16"/>
+              </w:rPr>
+              <w:t>Moyenne</w:t>
+            </w:r>
+          </w:p>
+        </w:tc>
+        <w:tc>
+          <w:tcPr>
+            <w:tcW w:type="dxa" w:w="1247"/>
+          </w:tcPr>
+          <w:p>
+            <w:r>
+              <w:rPr>
+                <w:b/>
+                <w:i w:val="0"/>
+                <w:sz w:val="16"/>
+              </w:rPr>
+              <w:t>S00</w:t>
+              <w:br/>
+            </w:r>
+            <w:r>
+              <w:rPr>
+                <w:b w:val="0"/>
+                <w:i w:val="0"/>
+                <w:color w:val="64748B"/>
+                <w:sz w:val="14"/>
+              </w:rPr>
+              <w:t>Identification</w:t>
+            </w:r>
+          </w:p>
+        </w:tc>
+        <w:tc>
+          <w:tcPr>
+            <w:tcW w:type="dxa" w:w="1531"/>
+          </w:tcPr>
+          <w:p>
+            <w:r>
+              <w:rPr>
+                <w:b/>
+                <w:i w:val="0"/>
+                <w:color w:val="16A34A"/>
+                <w:sz w:val="16"/>
+              </w:rPr>
+              <w:t>s00q27</w:t>
+            </w:r>
+          </w:p>
+        </w:tc>
+        <w:tc>
+          <w:tcPr>
+            <w:tcW w:type="dxa" w:w="1191"/>
+          </w:tcPr>
+          <w:p>
+            <w:r>
+              <w:rPr>
+                <w:b w:val="0"/>
+                <w:i w:val="0"/>
+                <w:color w:val="64748B"/>
+                <w:sz w:val="16"/>
+              </w:rPr>
+              <w:t>GT-CQ</w:t>
+            </w:r>
+          </w:p>
+        </w:tc>
+        <w:tc>
+          <w:tcPr>
+            <w:tcW w:type="dxa" w:w="4706"/>
+          </w:tcPr>
+          <w:p>
+            <w:r>
+              <w:rPr>
+                <w:b w:val="0"/>
+                <w:i w:val="0"/>
+                <w:sz w:val="17"/>
+              </w:rPr>
+              <w:t>Vous avez declaré que le questionnaire est complètement fini mais le questionnaire est en statut partiel, prière de mettre le questionnaire en statut complet s'il est fini.</w:t>
+            </w:r>
+          </w:p>
+        </w:tc>
+      </w:tr>
+      <w:tr>
+        <w:tc>
+          <w:tcPr>
+            <w:tcW w:type="dxa" w:w="964"/>
+          </w:tcPr>
+          <w:p>
+            <w:r>
+              <w:rPr>
+                <w:b/>
+                <w:i w:val="0"/>
+                <w:color w:val="EA580C"/>
+                <w:sz w:val="16"/>
+              </w:rPr>
+              <w:t>Moyenne</w:t>
+            </w:r>
+          </w:p>
+        </w:tc>
+        <w:tc>
+          <w:tcPr>
+            <w:tcW w:type="dxa" w:w="1247"/>
+          </w:tcPr>
+          <w:p>
+            <w:r>
+              <w:rPr>
+                <w:b/>
+                <w:i w:val="0"/>
+                <w:sz w:val="16"/>
+              </w:rPr>
+              <w:t>S00</w:t>
+              <w:br/>
+            </w:r>
+            <w:r>
+              <w:rPr>
+                <w:b w:val="0"/>
+                <w:i w:val="0"/>
+                <w:color w:val="64748B"/>
+                <w:sz w:val="14"/>
+              </w:rPr>
+              <w:t>Identification</w:t>
+            </w:r>
+          </w:p>
+        </w:tc>
+        <w:tc>
+          <w:tcPr>
+            <w:tcW w:type="dxa" w:w="1531"/>
+          </w:tcPr>
+          <w:p>
+            <w:r>
+              <w:rPr>
+                <w:b/>
+                <w:i w:val="0"/>
+                <w:color w:val="16A34A"/>
+                <w:sz w:val="16"/>
+              </w:rPr>
+              <w:t>—</w:t>
+            </w:r>
+          </w:p>
+        </w:tc>
+        <w:tc>
+          <w:tcPr>
+            <w:tcW w:type="dxa" w:w="1191"/>
+          </w:tcPr>
+          <w:p>
+            <w:r>
+              <w:rPr>
+                <w:b w:val="0"/>
+                <w:i w:val="0"/>
+                <w:color w:val="64748B"/>
+                <w:sz w:val="16"/>
+              </w:rPr>
+              <w:t>GT-CQ</w:t>
+            </w:r>
+          </w:p>
+        </w:tc>
+        <w:tc>
+          <w:tcPr>
+            <w:tcW w:type="dxa" w:w="4706"/>
+          </w:tcPr>
+          <w:p>
+            <w:r>
+              <w:rPr>
+                <w:b w:val="0"/>
+                <w:i w:val="0"/>
+                <w:sz w:val="17"/>
+              </w:rPr>
+              <w:t>L'adresse ou la localisation du ménage doit être bien renseignée, ne doit pas contenir des numéros de téléphone et elle semble courte pour être une adresse.</w:t>
+            </w:r>
+          </w:p>
+        </w:tc>
+      </w:tr>
+      <w:tr>
+        <w:tc>
+          <w:tcPr>
+            <w:tcW w:type="dxa" w:w="964"/>
+          </w:tcPr>
+          <w:p>
+            <w:r>
+              <w:rPr>
+                <w:b/>
+                <w:i w:val="0"/>
+                <w:color w:val="EA580C"/>
+                <w:sz w:val="16"/>
+              </w:rPr>
+              <w:t>Moyenne</w:t>
+            </w:r>
+          </w:p>
+        </w:tc>
+        <w:tc>
+          <w:tcPr>
+            <w:tcW w:type="dxa" w:w="1247"/>
+          </w:tcPr>
+          <w:p>
+            <w:r>
+              <w:rPr>
+                <w:b/>
+                <w:i w:val="0"/>
+                <w:sz w:val="16"/>
+              </w:rPr>
+              <w:t>S00</w:t>
+              <w:br/>
+            </w:r>
+            <w:r>
+              <w:rPr>
+                <w:b w:val="0"/>
+                <w:i w:val="0"/>
+                <w:color w:val="64748B"/>
+                <w:sz w:val="14"/>
+              </w:rPr>
+              <w:t>Identification</w:t>
+            </w:r>
+          </w:p>
+        </w:tc>
+        <w:tc>
+          <w:tcPr>
+            <w:tcW w:type="dxa" w:w="1531"/>
+          </w:tcPr>
+          <w:p>
+            <w:r>
+              <w:rPr>
+                <w:b/>
+                <w:i w:val="0"/>
+                <w:color w:val="16A34A"/>
+                <w:sz w:val="16"/>
+              </w:rPr>
+              <w:t>—</w:t>
+            </w:r>
+          </w:p>
+        </w:tc>
+        <w:tc>
+          <w:tcPr>
+            <w:tcW w:type="dxa" w:w="1191"/>
+          </w:tcPr>
+          <w:p>
+            <w:r>
+              <w:rPr>
+                <w:b w:val="0"/>
+                <w:i w:val="0"/>
+                <w:color w:val="64748B"/>
+                <w:sz w:val="16"/>
+              </w:rPr>
+              <w:t>GT-CQ</w:t>
+            </w:r>
+          </w:p>
+        </w:tc>
+        <w:tc>
+          <w:tcPr>
+            <w:tcW w:type="dxa" w:w="4706"/>
+          </w:tcPr>
+          <w:p>
+            <w:r>
+              <w:rPr>
+                <w:b w:val="0"/>
+                <w:i w:val="0"/>
+                <w:sz w:val="17"/>
+              </w:rPr>
+              <w:t>Prière de renseigner la bonne adresse.</w:t>
+            </w:r>
+          </w:p>
+        </w:tc>
+      </w:tr>
+      <w:tr>
+        <w:tc>
+          <w:tcPr>
+            <w:tcW w:type="dxa" w:w="964"/>
+          </w:tcPr>
+          <w:p>
+            <w:r>
+              <w:rPr>
+                <w:b/>
+                <w:i w:val="0"/>
+                <w:color w:val="EA580C"/>
+                <w:sz w:val="16"/>
+              </w:rPr>
+              <w:t>Moyenne</w:t>
+            </w:r>
+          </w:p>
+        </w:tc>
+        <w:tc>
+          <w:tcPr>
+            <w:tcW w:type="dxa" w:w="1247"/>
+          </w:tcPr>
+          <w:p>
+            <w:r>
+              <w:rPr>
+                <w:b/>
+                <w:i w:val="0"/>
+                <w:sz w:val="16"/>
+              </w:rPr>
+              <w:t>S01</w:t>
+              <w:br/>
+            </w:r>
+            <w:r>
+              <w:rPr>
+                <w:b w:val="0"/>
+                <w:i w:val="0"/>
+                <w:color w:val="64748B"/>
+                <w:sz w:val="14"/>
+              </w:rPr>
+              <w:t>Démographie</w:t>
+            </w:r>
+          </w:p>
+        </w:tc>
+        <w:tc>
+          <w:tcPr>
+            <w:tcW w:type="dxa" w:w="1531"/>
+          </w:tcPr>
+          <w:p>
+            <w:r>
+              <w:rPr>
+                <w:b/>
+                <w:i w:val="0"/>
+                <w:color w:val="16A34A"/>
+                <w:sz w:val="16"/>
+              </w:rPr>
+              <w:t>—</w:t>
+            </w:r>
+          </w:p>
+        </w:tc>
+        <w:tc>
+          <w:tcPr>
+            <w:tcW w:type="dxa" w:w="1191"/>
+          </w:tcPr>
+          <w:p>
+            <w:r>
+              <w:rPr>
+                <w:b w:val="0"/>
+                <w:i w:val="0"/>
+                <w:color w:val="64748B"/>
+                <w:sz w:val="16"/>
+              </w:rPr>
+              <w:t>GT-CQ</w:t>
+            </w:r>
+          </w:p>
+        </w:tc>
+        <w:tc>
+          <w:tcPr>
+            <w:tcW w:type="dxa" w:w="4706"/>
+          </w:tcPr>
+          <w:p>
+            <w:r>
+              <w:rPr>
+                <w:b w:val="0"/>
+                <w:i w:val="0"/>
+                <w:sz w:val="17"/>
+              </w:rPr>
+              <w:t>Prière de verifier l'information donnée par Mamadou Cellou Souare ou corriger au niveau de la section 1.</w:t>
+            </w:r>
+          </w:p>
+        </w:tc>
+      </w:tr>
+      <w:tr>
+        <w:tc>
+          <w:tcPr>
+            <w:tcW w:type="dxa" w:w="964"/>
+          </w:tcPr>
+          <w:p>
+            <w:r>
+              <w:rPr>
+                <w:b/>
+                <w:i w:val="0"/>
+                <w:color w:val="EA580C"/>
+                <w:sz w:val="16"/>
+              </w:rPr>
+              <w:t>Moyenne</w:t>
+            </w:r>
+          </w:p>
+        </w:tc>
+        <w:tc>
+          <w:tcPr>
+            <w:tcW w:type="dxa" w:w="1247"/>
+          </w:tcPr>
+          <w:p>
+            <w:r>
+              <w:rPr>
+                <w:b/>
+                <w:i w:val="0"/>
+                <w:sz w:val="16"/>
+              </w:rPr>
               <w:t>S02</w:t>
               <w:br/>
             </w:r>
@@ -544,7 +1174,7 @@
                 <w:color w:val="16A34A"/>
                 <w:sz w:val="16"/>
               </w:rPr>
-              <w:t>—</w:t>
+              <w:t>s01q63, s00q04, s02q25, s01q00b, s02q17_2, s02q15_2</w:t>
             </w:r>
           </w:p>
         </w:tc>
@@ -575,7 +1205,7 @@
                 <w:i w:val="0"/>
                 <w:sz w:val="17"/>
               </w:rPr>
-              <w:t>Incohérence!!! seulement les écoles privées paient les frais de scolarité (y compris les frais d'inscription).</w:t>
+              <w:t>Dans les milieux urbains c'est peu probable de voir une école dont les élèves ou étudiants ne dépensent pas en frais d'uniformes, prière de verifier pour Fatoumata Souare qui fréquente 2ème année de Primaire et corriger ou confirmer avec le QG.</w:t>
             </w:r>
           </w:p>
         </w:tc>
@@ -590,10 +1220,10 @@
               <w:rPr>
                 <w:b/>
                 <w:i w:val="0"/>
-                <w:color w:val="DC2626"/>
+                <w:color w:val="EA580C"/>
                 <w:sz w:val="16"/>
               </w:rPr>
-              <w:t>Haute</w:t>
+              <w:t>Moyenne</w:t>
             </w:r>
           </w:p>
         </w:tc>
@@ -608,7 +1238,7 @@
                 <w:i w:val="0"/>
                 <w:sz w:val="16"/>
               </w:rPr>
-              <w:t>S11</w:t>
+              <w:t>S02</w:t>
               <w:br/>
             </w:r>
             <w:r>
@@ -618,7 +1248,7 @@
                 <w:color w:val="64748B"/>
                 <w:sz w:val="14"/>
               </w:rPr>
-              <w:t>Logement / cadre de vie</w:t>
+              <w:t>Éducation</w:t>
             </w:r>
           </w:p>
         </w:tc>
@@ -634,7 +1264,7 @@
                 <w:color w:val="16A34A"/>
                 <w:sz w:val="16"/>
               </w:rPr>
-              <w:t>s01q47__1, s01q47__2, s01q47__3, s01q47__4, s01q47__5, s01q47__6, s01q47__7, s02q15</w:t>
+              <w:t>s01q63, s00q04, s02q25, s01q00b, s02q17_2, s02q15_2</w:t>
             </w:r>
           </w:p>
         </w:tc>
@@ -665,1087 +1295,7 @@
                 <w:i w:val="0"/>
                 <w:sz w:val="17"/>
               </w:rPr>
-              <w:t>Le montant de l'eau acheté auprès des vendeurs ou auprès d'un autre ménage au cours de 30 derniers jours est de 10000 FCFA qui semble incoherent, prière de vérifier la question 11.25 auprès du ménage ou confirmer.</w:t>
-            </w:r>
-          </w:p>
-        </w:tc>
-      </w:tr>
-      <w:tr>
-        <w:tc>
-          <w:tcPr>
-            <w:tcW w:type="dxa" w:w="964"/>
-          </w:tcPr>
-          <w:p>
-            <w:r>
-              <w:rPr>
-                <w:b/>
-                <w:i w:val="0"/>
-                <w:color w:val="DC2626"/>
-                <w:sz w:val="16"/>
-              </w:rPr>
-              <w:t>Haute</w:t>
-            </w:r>
-          </w:p>
-        </w:tc>
-        <w:tc>
-          <w:tcPr>
-            <w:tcW w:type="dxa" w:w="1247"/>
-          </w:tcPr>
-          <w:p>
-            <w:r>
-              <w:rPr>
-                <w:b/>
-                <w:i w:val="0"/>
-                <w:sz w:val="16"/>
-              </w:rPr>
-              <w:t>S11</w:t>
-              <w:br/>
-            </w:r>
-            <w:r>
-              <w:rPr>
-                <w:b w:val="0"/>
-                <w:i w:val="0"/>
-                <w:color w:val="64748B"/>
-                <w:sz w:val="14"/>
-              </w:rPr>
-              <w:t>Logement / cadre de vie</w:t>
-            </w:r>
-          </w:p>
-        </w:tc>
-        <w:tc>
-          <w:tcPr>
-            <w:tcW w:type="dxa" w:w="1531"/>
-          </w:tcPr>
-          <w:p>
-            <w:r>
-              <w:rPr>
-                <w:b/>
-                <w:i w:val="0"/>
-                <w:color w:val="16A34A"/>
-                <w:sz w:val="16"/>
-              </w:rPr>
-              <w:t>—</w:t>
-            </w:r>
-          </w:p>
-        </w:tc>
-        <w:tc>
-          <w:tcPr>
-            <w:tcW w:type="dxa" w:w="1191"/>
-          </w:tcPr>
-          <w:p>
-            <w:r>
-              <w:rPr>
-                <w:b w:val="0"/>
-                <w:i w:val="0"/>
-                <w:color w:val="64748B"/>
-                <w:sz w:val="16"/>
-              </w:rPr>
-              <w:t>GT-CQ</w:t>
-            </w:r>
-          </w:p>
-        </w:tc>
-        <w:tc>
-          <w:tcPr>
-            <w:tcW w:type="dxa" w:w="4706"/>
-          </w:tcPr>
-          <w:p>
-            <w:r>
-              <w:rPr>
-                <w:b w:val="0"/>
-                <w:i w:val="0"/>
-                <w:sz w:val="17"/>
-              </w:rPr>
-              <w:t>Incoherence!! Le ménage a depensé .</w:t>
-            </w:r>
-          </w:p>
-        </w:tc>
-      </w:tr>
-      <w:tr>
-        <w:tc>
-          <w:tcPr>
-            <w:tcW w:type="dxa" w:w="964"/>
-          </w:tcPr>
-          <w:p>
-            <w:r>
-              <w:rPr>
-                <w:b/>
-                <w:i w:val="0"/>
-                <w:color w:val="DC2626"/>
-                <w:sz w:val="16"/>
-              </w:rPr>
-              <w:t>Haute</w:t>
-            </w:r>
-          </w:p>
-        </w:tc>
-        <w:tc>
-          <w:tcPr>
-            <w:tcW w:type="dxa" w:w="1247"/>
-          </w:tcPr>
-          <w:p>
-            <w:r>
-              <w:rPr>
-                <w:b/>
-                <w:i w:val="0"/>
-                <w:sz w:val="16"/>
-              </w:rPr>
-              <w:t>S11</w:t>
-              <w:br/>
-            </w:r>
-            <w:r>
-              <w:rPr>
-                <w:b w:val="0"/>
-                <w:i w:val="0"/>
-                <w:color w:val="64748B"/>
-                <w:sz w:val="14"/>
-              </w:rPr>
-              <w:t>Logement / cadre de vie</w:t>
-            </w:r>
-          </w:p>
-        </w:tc>
-        <w:tc>
-          <w:tcPr>
-            <w:tcW w:type="dxa" w:w="1531"/>
-          </w:tcPr>
-          <w:p>
-            <w:r>
-              <w:rPr>
-                <w:b/>
-                <w:i w:val="0"/>
-                <w:color w:val="16A34A"/>
-                <w:sz w:val="16"/>
-              </w:rPr>
-              <w:t>s01q29, s01q31, s04q24, s00q04, s11q21, s09fq03, s09fq011</w:t>
-            </w:r>
-          </w:p>
-        </w:tc>
-        <w:tc>
-          <w:tcPr>
-            <w:tcW w:type="dxa" w:w="1191"/>
-          </w:tcPr>
-          <w:p>
-            <w:r>
-              <w:rPr>
-                <w:b w:val="0"/>
-                <w:i w:val="0"/>
-                <w:color w:val="64748B"/>
-                <w:sz w:val="16"/>
-              </w:rPr>
-              <w:t>GT-CQ</w:t>
-            </w:r>
-          </w:p>
-        </w:tc>
-        <w:tc>
-          <w:tcPr>
-            <w:tcW w:type="dxa" w:w="4706"/>
-          </w:tcPr>
-          <w:p>
-            <w:r>
-              <w:rPr>
-                <w:b w:val="0"/>
-                <w:i w:val="0"/>
-                <w:sz w:val="17"/>
-              </w:rPr>
-              <w:t>FCFA dans Frais de connexion au réseau de distribution d'eau mais dit ne pas être connecté à un réseau d'eau courante, prière de corriger cette incoherenceAttention!!! Les ménages vivants dans un(e) Maison Basse à KEDOUGOU Urbain ont généralement comme principal matériau du toit le/la Tôles, mais celui du ménage de KALIDOU SOUARE (Tuile) diffère de celui-ci.</w:t>
-            </w:r>
-          </w:p>
-        </w:tc>
-      </w:tr>
-      <w:tr>
-        <w:tc>
-          <w:tcPr>
-            <w:tcW w:type="dxa" w:w="964"/>
-          </w:tcPr>
-          <w:p>
-            <w:r>
-              <w:rPr>
-                <w:b/>
-                <w:i w:val="0"/>
-                <w:color w:val="EA580C"/>
-                <w:sz w:val="16"/>
-              </w:rPr>
-              <w:t>Moyenne</w:t>
-            </w:r>
-          </w:p>
-        </w:tc>
-        <w:tc>
-          <w:tcPr>
-            <w:tcW w:type="dxa" w:w="1247"/>
-          </w:tcPr>
-          <w:p>
-            <w:r>
-              <w:rPr>
-                <w:b/>
-                <w:i w:val="0"/>
-                <w:sz w:val="16"/>
-              </w:rPr>
-              <w:t>S00</w:t>
-              <w:br/>
-            </w:r>
-            <w:r>
-              <w:rPr>
-                <w:b w:val="0"/>
-                <w:i w:val="0"/>
-                <w:color w:val="64748B"/>
-                <w:sz w:val="14"/>
-              </w:rPr>
-              <w:t>Identification</w:t>
-            </w:r>
-          </w:p>
-        </w:tc>
-        <w:tc>
-          <w:tcPr>
-            <w:tcW w:type="dxa" w:w="1531"/>
-          </w:tcPr>
-          <w:p>
-            <w:r>
-              <w:rPr>
-                <w:b/>
-                <w:i w:val="0"/>
-                <w:color w:val="16A34A"/>
-                <w:sz w:val="16"/>
-              </w:rPr>
-              <w:t>s00q27</w:t>
-            </w:r>
-          </w:p>
-        </w:tc>
-        <w:tc>
-          <w:tcPr>
-            <w:tcW w:type="dxa" w:w="1191"/>
-          </w:tcPr>
-          <w:p>
-            <w:r>
-              <w:rPr>
-                <w:b w:val="0"/>
-                <w:i w:val="0"/>
-                <w:color w:val="64748B"/>
-                <w:sz w:val="16"/>
-              </w:rPr>
-              <w:t>GT-CQ</w:t>
-            </w:r>
-          </w:p>
-        </w:tc>
-        <w:tc>
-          <w:tcPr>
-            <w:tcW w:type="dxa" w:w="4706"/>
-          </w:tcPr>
-          <w:p>
-            <w:r>
-              <w:rPr>
-                <w:b w:val="0"/>
-                <w:i w:val="0"/>
-                <w:sz w:val="17"/>
-              </w:rPr>
-              <w:t>Vous avez declaré que le questionnaire est complètement fini mais le questionnaire est en statut partiel, prière de mettre le questionnaire en statut complet s'il est fini.</w:t>
-            </w:r>
-          </w:p>
-        </w:tc>
-      </w:tr>
-      <w:tr>
-        <w:tc>
-          <w:tcPr>
-            <w:tcW w:type="dxa" w:w="964"/>
-          </w:tcPr>
-          <w:p>
-            <w:r>
-              <w:rPr>
-                <w:b/>
-                <w:i w:val="0"/>
-                <w:color w:val="EA580C"/>
-                <w:sz w:val="16"/>
-              </w:rPr>
-              <w:t>Moyenne</w:t>
-            </w:r>
-          </w:p>
-        </w:tc>
-        <w:tc>
-          <w:tcPr>
-            <w:tcW w:type="dxa" w:w="1247"/>
-          </w:tcPr>
-          <w:p>
-            <w:r>
-              <w:rPr>
-                <w:b/>
-                <w:i w:val="0"/>
-                <w:sz w:val="16"/>
-              </w:rPr>
-              <w:t>S00</w:t>
-              <w:br/>
-            </w:r>
-            <w:r>
-              <w:rPr>
-                <w:b w:val="0"/>
-                <w:i w:val="0"/>
-                <w:color w:val="64748B"/>
-                <w:sz w:val="14"/>
-              </w:rPr>
-              <w:t>Identification</w:t>
-            </w:r>
-          </w:p>
-        </w:tc>
-        <w:tc>
-          <w:tcPr>
-            <w:tcW w:type="dxa" w:w="1531"/>
-          </w:tcPr>
-          <w:p>
-            <w:r>
-              <w:rPr>
-                <w:b/>
-                <w:i w:val="0"/>
-                <w:color w:val="16A34A"/>
-                <w:sz w:val="16"/>
-              </w:rPr>
-              <w:t>—</w:t>
-            </w:r>
-          </w:p>
-        </w:tc>
-        <w:tc>
-          <w:tcPr>
-            <w:tcW w:type="dxa" w:w="1191"/>
-          </w:tcPr>
-          <w:p>
-            <w:r>
-              <w:rPr>
-                <w:b w:val="0"/>
-                <w:i w:val="0"/>
-                <w:color w:val="64748B"/>
-                <w:sz w:val="16"/>
-              </w:rPr>
-              <w:t>GT-CQ</w:t>
-            </w:r>
-          </w:p>
-        </w:tc>
-        <w:tc>
-          <w:tcPr>
-            <w:tcW w:type="dxa" w:w="4706"/>
-          </w:tcPr>
-          <w:p>
-            <w:r>
-              <w:rPr>
-                <w:b w:val="0"/>
-                <w:i w:val="0"/>
-                <w:sz w:val="17"/>
-              </w:rPr>
-              <w:t>L'adresse ou la localisation du ménage doit être bien renseignée, ne doit pas contenir des numéros de téléphone et elle semble courte pour être une adresse.</w:t>
-            </w:r>
-          </w:p>
-        </w:tc>
-      </w:tr>
-      <w:tr>
-        <w:tc>
-          <w:tcPr>
-            <w:tcW w:type="dxa" w:w="964"/>
-          </w:tcPr>
-          <w:p>
-            <w:r>
-              <w:rPr>
-                <w:b/>
-                <w:i w:val="0"/>
-                <w:color w:val="EA580C"/>
-                <w:sz w:val="16"/>
-              </w:rPr>
-              <w:t>Moyenne</w:t>
-            </w:r>
-          </w:p>
-        </w:tc>
-        <w:tc>
-          <w:tcPr>
-            <w:tcW w:type="dxa" w:w="1247"/>
-          </w:tcPr>
-          <w:p>
-            <w:r>
-              <w:rPr>
-                <w:b/>
-                <w:i w:val="0"/>
-                <w:sz w:val="16"/>
-              </w:rPr>
-              <w:t>S00</w:t>
-              <w:br/>
-            </w:r>
-            <w:r>
-              <w:rPr>
-                <w:b w:val="0"/>
-                <w:i w:val="0"/>
-                <w:color w:val="64748B"/>
-                <w:sz w:val="14"/>
-              </w:rPr>
-              <w:t>Identification</w:t>
-            </w:r>
-          </w:p>
-        </w:tc>
-        <w:tc>
-          <w:tcPr>
-            <w:tcW w:type="dxa" w:w="1531"/>
-          </w:tcPr>
-          <w:p>
-            <w:r>
-              <w:rPr>
-                <w:b/>
-                <w:i w:val="0"/>
-                <w:color w:val="16A34A"/>
-                <w:sz w:val="16"/>
-              </w:rPr>
-              <w:t>—</w:t>
-            </w:r>
-          </w:p>
-        </w:tc>
-        <w:tc>
-          <w:tcPr>
-            <w:tcW w:type="dxa" w:w="1191"/>
-          </w:tcPr>
-          <w:p>
-            <w:r>
-              <w:rPr>
-                <w:b w:val="0"/>
-                <w:i w:val="0"/>
-                <w:color w:val="64748B"/>
-                <w:sz w:val="16"/>
-              </w:rPr>
-              <w:t>GT-CQ</w:t>
-            </w:r>
-          </w:p>
-        </w:tc>
-        <w:tc>
-          <w:tcPr>
-            <w:tcW w:type="dxa" w:w="4706"/>
-          </w:tcPr>
-          <w:p>
-            <w:r>
-              <w:rPr>
-                <w:b w:val="0"/>
-                <w:i w:val="0"/>
-                <w:sz w:val="17"/>
-              </w:rPr>
-              <w:t>Prière de renseigner la bonne adresse.</w:t>
-            </w:r>
-          </w:p>
-        </w:tc>
-      </w:tr>
-      <w:tr>
-        <w:tc>
-          <w:tcPr>
-            <w:tcW w:type="dxa" w:w="964"/>
-          </w:tcPr>
-          <w:p>
-            <w:r>
-              <w:rPr>
-                <w:b/>
-                <w:i w:val="0"/>
-                <w:color w:val="EA580C"/>
-                <w:sz w:val="16"/>
-              </w:rPr>
-              <w:t>Moyenne</w:t>
-            </w:r>
-          </w:p>
-        </w:tc>
-        <w:tc>
-          <w:tcPr>
-            <w:tcW w:type="dxa" w:w="1247"/>
-          </w:tcPr>
-          <w:p>
-            <w:r>
-              <w:rPr>
-                <w:b/>
-                <w:i w:val="0"/>
-                <w:sz w:val="16"/>
-              </w:rPr>
-              <w:t>S01</w:t>
-              <w:br/>
-            </w:r>
-            <w:r>
-              <w:rPr>
-                <w:b w:val="0"/>
-                <w:i w:val="0"/>
-                <w:color w:val="64748B"/>
-                <w:sz w:val="14"/>
-              </w:rPr>
-              <w:t>Démographie</w:t>
-            </w:r>
-          </w:p>
-        </w:tc>
-        <w:tc>
-          <w:tcPr>
-            <w:tcW w:type="dxa" w:w="1531"/>
-          </w:tcPr>
-          <w:p>
-            <w:r>
-              <w:rPr>
-                <w:b/>
-                <w:i w:val="0"/>
-                <w:color w:val="16A34A"/>
-                <w:sz w:val="16"/>
-              </w:rPr>
-              <w:t>—</w:t>
-            </w:r>
-          </w:p>
-        </w:tc>
-        <w:tc>
-          <w:tcPr>
-            <w:tcW w:type="dxa" w:w="1191"/>
-          </w:tcPr>
-          <w:p>
-            <w:r>
-              <w:rPr>
-                <w:b w:val="0"/>
-                <w:i w:val="0"/>
-                <w:color w:val="64748B"/>
-                <w:sz w:val="16"/>
-              </w:rPr>
-              <w:t>GT-CQ</w:t>
-            </w:r>
-          </w:p>
-        </w:tc>
-        <w:tc>
-          <w:tcPr>
-            <w:tcW w:type="dxa" w:w="4706"/>
-          </w:tcPr>
-          <w:p>
-            <w:r>
-              <w:rPr>
-                <w:b w:val="0"/>
-                <w:i w:val="0"/>
-                <w:sz w:val="17"/>
-              </w:rPr>
-              <w:t>Prière de verifier l'information donnée par Mamadou Cellou Souare ou corriger au niveau de la section 1.</w:t>
-            </w:r>
-          </w:p>
-        </w:tc>
-      </w:tr>
-      <w:tr>
-        <w:tc>
-          <w:tcPr>
-            <w:tcW w:type="dxa" w:w="964"/>
-          </w:tcPr>
-          <w:p>
-            <w:r>
-              <w:rPr>
-                <w:b/>
-                <w:i w:val="0"/>
-                <w:color w:val="EA580C"/>
-                <w:sz w:val="16"/>
-              </w:rPr>
-              <w:t>Moyenne</w:t>
-            </w:r>
-          </w:p>
-        </w:tc>
-        <w:tc>
-          <w:tcPr>
-            <w:tcW w:type="dxa" w:w="1247"/>
-          </w:tcPr>
-          <w:p>
-            <w:r>
-              <w:rPr>
-                <w:b/>
-                <w:i w:val="0"/>
-                <w:sz w:val="16"/>
-              </w:rPr>
-              <w:t>S01</w:t>
-              <w:br/>
-            </w:r>
-            <w:r>
-              <w:rPr>
-                <w:b w:val="0"/>
-                <w:i w:val="0"/>
-                <w:color w:val="64748B"/>
-                <w:sz w:val="14"/>
-              </w:rPr>
-              <w:t>Démographie</w:t>
-            </w:r>
-          </w:p>
-        </w:tc>
-        <w:tc>
-          <w:tcPr>
-            <w:tcW w:type="dxa" w:w="1531"/>
-          </w:tcPr>
-          <w:p>
-            <w:r>
-              <w:rPr>
-                <w:b/>
-                <w:i w:val="0"/>
-                <w:color w:val="16A34A"/>
-                <w:sz w:val="16"/>
-              </w:rPr>
-              <w:t>s00q27, s01q03a, s01q03b, s01q03c, s01q00b</w:t>
-            </w:r>
-          </w:p>
-        </w:tc>
-        <w:tc>
-          <w:tcPr>
-            <w:tcW w:type="dxa" w:w="1191"/>
-          </w:tcPr>
-          <w:p>
-            <w:r>
-              <w:rPr>
-                <w:b w:val="0"/>
-                <w:i w:val="0"/>
-                <w:color w:val="64748B"/>
-                <w:sz w:val="16"/>
-              </w:rPr>
-              <w:t>GT-CQ</w:t>
-            </w:r>
-          </w:p>
-        </w:tc>
-        <w:tc>
-          <w:tcPr>
-            <w:tcW w:type="dxa" w:w="4706"/>
-          </w:tcPr>
-          <w:p>
-            <w:r>
-              <w:rPr>
-                <w:b w:val="0"/>
-                <w:i w:val="0"/>
-                <w:sz w:val="17"/>
-              </w:rPr>
-              <w:t>Les informations sur l'acte de naissance (ni Jours, ni mois et ni années) de  Arouna Souare  manquent, s'il vous plait pouvez-vous fournir d'effort pour avoir ces informations.</w:t>
-            </w:r>
-          </w:p>
-        </w:tc>
-      </w:tr>
-      <w:tr>
-        <w:tc>
-          <w:tcPr>
-            <w:tcW w:type="dxa" w:w="964"/>
-          </w:tcPr>
-          <w:p>
-            <w:r>
-              <w:rPr>
-                <w:b/>
-                <w:i w:val="0"/>
-                <w:color w:val="EA580C"/>
-                <w:sz w:val="16"/>
-              </w:rPr>
-              <w:t>Moyenne</w:t>
-            </w:r>
-          </w:p>
-        </w:tc>
-        <w:tc>
-          <w:tcPr>
-            <w:tcW w:type="dxa" w:w="1247"/>
-          </w:tcPr>
-          <w:p>
-            <w:r>
-              <w:rPr>
-                <w:b/>
-                <w:i w:val="0"/>
-                <w:sz w:val="16"/>
-              </w:rPr>
-              <w:t>S02</w:t>
-              <w:br/>
-            </w:r>
-            <w:r>
-              <w:rPr>
-                <w:b w:val="0"/>
-                <w:i w:val="0"/>
-                <w:color w:val="64748B"/>
-                <w:sz w:val="14"/>
-              </w:rPr>
-              <w:t>Éducation</w:t>
-            </w:r>
-          </w:p>
-        </w:tc>
-        <w:tc>
-          <w:tcPr>
-            <w:tcW w:type="dxa" w:w="1531"/>
-          </w:tcPr>
-          <w:p>
-            <w:r>
-              <w:rPr>
-                <w:b/>
-                <w:i w:val="0"/>
-                <w:color w:val="16A34A"/>
-                <w:sz w:val="16"/>
-              </w:rPr>
-              <w:t>—</w:t>
-            </w:r>
-          </w:p>
-        </w:tc>
-        <w:tc>
-          <w:tcPr>
-            <w:tcW w:type="dxa" w:w="1191"/>
-          </w:tcPr>
-          <w:p>
-            <w:r>
-              <w:rPr>
-                <w:b w:val="0"/>
-                <w:i w:val="0"/>
-                <w:color w:val="64748B"/>
-                <w:sz w:val="16"/>
-              </w:rPr>
-              <w:t>GT-CQ</w:t>
-            </w:r>
-          </w:p>
-        </w:tc>
-        <w:tc>
-          <w:tcPr>
-            <w:tcW w:type="dxa" w:w="4706"/>
-          </w:tcPr>
-          <w:p>
-            <w:r>
-              <w:rPr>
-                <w:b w:val="0"/>
-                <w:i w:val="0"/>
-                <w:sz w:val="17"/>
-              </w:rPr>
-              <w:t>veuillez, s'il vous plait, confirmer les frais de scolarité ( 2500 FCFA) payée de Fatoumata Souare avec le QG ou apporter les corrections nécessaires.</w:t>
-            </w:r>
-          </w:p>
-        </w:tc>
-      </w:tr>
-      <w:tr>
-        <w:tc>
-          <w:tcPr>
-            <w:tcW w:type="dxa" w:w="964"/>
-          </w:tcPr>
-          <w:p>
-            <w:r>
-              <w:rPr>
-                <w:b/>
-                <w:i w:val="0"/>
-                <w:color w:val="EA580C"/>
-                <w:sz w:val="16"/>
-              </w:rPr>
-              <w:t>Moyenne</w:t>
-            </w:r>
-          </w:p>
-        </w:tc>
-        <w:tc>
-          <w:tcPr>
-            <w:tcW w:type="dxa" w:w="1247"/>
-          </w:tcPr>
-          <w:p>
-            <w:r>
-              <w:rPr>
-                <w:b/>
-                <w:i w:val="0"/>
-                <w:sz w:val="16"/>
-              </w:rPr>
-              <w:t>S02</w:t>
-              <w:br/>
-            </w:r>
-            <w:r>
-              <w:rPr>
-                <w:b w:val="0"/>
-                <w:i w:val="0"/>
-                <w:color w:val="64748B"/>
-                <w:sz w:val="14"/>
-              </w:rPr>
-              <w:t>Éducation</w:t>
-            </w:r>
-          </w:p>
-        </w:tc>
-        <w:tc>
-          <w:tcPr>
-            <w:tcW w:type="dxa" w:w="1531"/>
-          </w:tcPr>
-          <w:p>
-            <w:r>
-              <w:rPr>
-                <w:b/>
-                <w:i w:val="0"/>
-                <w:color w:val="16A34A"/>
-                <w:sz w:val="16"/>
-              </w:rPr>
-              <w:t>s01q63, s00q04, s02q25, s01q00b, s02q17_2, s02q15_2</w:t>
-            </w:r>
-          </w:p>
-        </w:tc>
-        <w:tc>
-          <w:tcPr>
-            <w:tcW w:type="dxa" w:w="1191"/>
-          </w:tcPr>
-          <w:p>
-            <w:r>
-              <w:rPr>
-                <w:b w:val="0"/>
-                <w:i w:val="0"/>
-                <w:color w:val="64748B"/>
-                <w:sz w:val="16"/>
-              </w:rPr>
-              <w:t>GT-CQ</w:t>
-            </w:r>
-          </w:p>
-        </w:tc>
-        <w:tc>
-          <w:tcPr>
-            <w:tcW w:type="dxa" w:w="4706"/>
-          </w:tcPr>
-          <w:p>
-            <w:r>
-              <w:rPr>
-                <w:b w:val="0"/>
-                <w:i w:val="0"/>
-                <w:sz w:val="17"/>
-              </w:rPr>
-              <w:t>Dans les milieux urbains c'est peu probable de voir une école dont les élèves ou étudiants ne dépensent pas en frais d'uniformes, prière de verifier pour Fatoumata Souare qui fréquente 2ème année de Primaire et corriger ou confirmer avec le QG.</w:t>
-            </w:r>
-          </w:p>
-        </w:tc>
-      </w:tr>
-      <w:tr>
-        <w:tc>
-          <w:tcPr>
-            <w:tcW w:type="dxa" w:w="964"/>
-          </w:tcPr>
-          <w:p>
-            <w:r>
-              <w:rPr>
-                <w:b/>
-                <w:i w:val="0"/>
-                <w:color w:val="EA580C"/>
-                <w:sz w:val="16"/>
-              </w:rPr>
-              <w:t>Moyenne</w:t>
-            </w:r>
-          </w:p>
-        </w:tc>
-        <w:tc>
-          <w:tcPr>
-            <w:tcW w:type="dxa" w:w="1247"/>
-          </w:tcPr>
-          <w:p>
-            <w:r>
-              <w:rPr>
-                <w:b/>
-                <w:i w:val="0"/>
-                <w:sz w:val="16"/>
-              </w:rPr>
-              <w:t>S02</w:t>
-              <w:br/>
-            </w:r>
-            <w:r>
-              <w:rPr>
-                <w:b w:val="0"/>
-                <w:i w:val="0"/>
-                <w:color w:val="64748B"/>
-                <w:sz w:val="14"/>
-              </w:rPr>
-              <w:t>Éducation</w:t>
-            </w:r>
-          </w:p>
-        </w:tc>
-        <w:tc>
-          <w:tcPr>
-            <w:tcW w:type="dxa" w:w="1531"/>
-          </w:tcPr>
-          <w:p>
-            <w:r>
-              <w:rPr>
-                <w:b/>
-                <w:i w:val="0"/>
-                <w:color w:val="16A34A"/>
-                <w:sz w:val="16"/>
-              </w:rPr>
-              <w:t>—</w:t>
-            </w:r>
-          </w:p>
-        </w:tc>
-        <w:tc>
-          <w:tcPr>
-            <w:tcW w:type="dxa" w:w="1191"/>
-          </w:tcPr>
-          <w:p>
-            <w:r>
-              <w:rPr>
-                <w:b w:val="0"/>
-                <w:i w:val="0"/>
-                <w:color w:val="64748B"/>
-                <w:sz w:val="16"/>
-              </w:rPr>
-              <w:t>GT-CQ</w:t>
-            </w:r>
-          </w:p>
-        </w:tc>
-        <w:tc>
-          <w:tcPr>
-            <w:tcW w:type="dxa" w:w="4706"/>
-          </w:tcPr>
-          <w:p>
-            <w:r>
-              <w:rPr>
-                <w:b w:val="0"/>
-                <w:i w:val="0"/>
-                <w:sz w:val="17"/>
-              </w:rPr>
-              <w:t>veuillez, s'il vous plait, confirmer les frais de scolarité ( 2500 FCFA) payée de Mamadou Cellou Souare avec le QG ou apporter les corrections nécessaires.</w:t>
-            </w:r>
-          </w:p>
-        </w:tc>
-      </w:tr>
-      <w:tr>
-        <w:tc>
-          <w:tcPr>
-            <w:tcW w:type="dxa" w:w="964"/>
-          </w:tcPr>
-          <w:p>
-            <w:r>
-              <w:rPr>
-                <w:b/>
-                <w:i w:val="0"/>
-                <w:color w:val="EA580C"/>
-                <w:sz w:val="16"/>
-              </w:rPr>
-              <w:t>Moyenne</w:t>
-            </w:r>
-          </w:p>
-        </w:tc>
-        <w:tc>
-          <w:tcPr>
-            <w:tcW w:type="dxa" w:w="1247"/>
-          </w:tcPr>
-          <w:p>
-            <w:r>
-              <w:rPr>
-                <w:b/>
-                <w:i w:val="0"/>
-                <w:sz w:val="16"/>
-              </w:rPr>
-              <w:t>S02</w:t>
-              <w:br/>
-            </w:r>
-            <w:r>
-              <w:rPr>
-                <w:b w:val="0"/>
-                <w:i w:val="0"/>
-                <w:color w:val="64748B"/>
-                <w:sz w:val="14"/>
-              </w:rPr>
-              <w:t>Éducation</w:t>
-            </w:r>
-          </w:p>
-        </w:tc>
-        <w:tc>
-          <w:tcPr>
-            <w:tcW w:type="dxa" w:w="1531"/>
-          </w:tcPr>
-          <w:p>
-            <w:r>
-              <w:rPr>
-                <w:b/>
-                <w:i w:val="0"/>
-                <w:color w:val="16A34A"/>
-                <w:sz w:val="16"/>
-              </w:rPr>
-              <w:t>s01q63, s00q04, s02q25, s01q00b, s02q17_2, s02q15_2</w:t>
-            </w:r>
-          </w:p>
-        </w:tc>
-        <w:tc>
-          <w:tcPr>
-            <w:tcW w:type="dxa" w:w="1191"/>
-          </w:tcPr>
-          <w:p>
-            <w:r>
-              <w:rPr>
-                <w:b w:val="0"/>
-                <w:i w:val="0"/>
-                <w:color w:val="64748B"/>
-                <w:sz w:val="16"/>
-              </w:rPr>
-              <w:t>GT-CQ</w:t>
-            </w:r>
-          </w:p>
-        </w:tc>
-        <w:tc>
-          <w:tcPr>
-            <w:tcW w:type="dxa" w:w="4706"/>
-          </w:tcPr>
-          <w:p>
-            <w:r>
-              <w:rPr>
-                <w:b w:val="0"/>
-                <w:i w:val="0"/>
-                <w:sz w:val="17"/>
-              </w:rPr>
               <w:t>Dans les milieux urbains c'est peu probable de voir une école dont les élèves ou étudiants ne dépensent pas en frais d'uniformes, prière de verifier pour Mamadou Cellou Souare qui fréquente 1ére année de Primaire et corriger ou confirmer avec le QG.</w:t>
-            </w:r>
-          </w:p>
-        </w:tc>
-      </w:tr>
-      <w:tr>
-        <w:tc>
-          <w:tcPr>
-            <w:tcW w:type="dxa" w:w="964"/>
-          </w:tcPr>
-          <w:p>
-            <w:r>
-              <w:rPr>
-                <w:b/>
-                <w:i w:val="0"/>
-                <w:color w:val="EA580C"/>
-                <w:sz w:val="16"/>
-              </w:rPr>
-              <w:t>Moyenne</w:t>
-            </w:r>
-          </w:p>
-        </w:tc>
-        <w:tc>
-          <w:tcPr>
-            <w:tcW w:type="dxa" w:w="1247"/>
-          </w:tcPr>
-          <w:p>
-            <w:r>
-              <w:rPr>
-                <w:b/>
-                <w:i w:val="0"/>
-                <w:sz w:val="16"/>
-              </w:rPr>
-              <w:t>S02</w:t>
-              <w:br/>
-            </w:r>
-            <w:r>
-              <w:rPr>
-                <w:b w:val="0"/>
-                <w:i w:val="0"/>
-                <w:color w:val="64748B"/>
-                <w:sz w:val="14"/>
-              </w:rPr>
-              <w:t>Éducation</w:t>
-            </w:r>
-          </w:p>
-        </w:tc>
-        <w:tc>
-          <w:tcPr>
-            <w:tcW w:type="dxa" w:w="1531"/>
-          </w:tcPr>
-          <w:p>
-            <w:r>
-              <w:rPr>
-                <w:b/>
-                <w:i w:val="0"/>
-                <w:color w:val="16A34A"/>
-                <w:sz w:val="16"/>
-              </w:rPr>
-              <w:t>—</w:t>
-            </w:r>
-          </w:p>
-        </w:tc>
-        <w:tc>
-          <w:tcPr>
-            <w:tcW w:type="dxa" w:w="1191"/>
-          </w:tcPr>
-          <w:p>
-            <w:r>
-              <w:rPr>
-                <w:b w:val="0"/>
-                <w:i w:val="0"/>
-                <w:color w:val="64748B"/>
-                <w:sz w:val="16"/>
-              </w:rPr>
-              <w:t>GT-CQ</w:t>
-            </w:r>
-          </w:p>
-        </w:tc>
-        <w:tc>
-          <w:tcPr>
-            <w:tcW w:type="dxa" w:w="4706"/>
-          </w:tcPr>
-          <w:p>
-            <w:r>
-              <w:rPr>
-                <w:b w:val="0"/>
-                <w:i w:val="0"/>
-                <w:sz w:val="17"/>
-              </w:rPr>
-              <w:t>veuillez, s'il vous plait, confirmer les frais de scolarité ( 2500 FCFA) payée de Rouguiyatou Souare avec le QG ou apporter les corrections nécessaires.</w:t>
             </w:r>
           </w:p>
         </w:tc>
